--- a/HOPE_AI_Challenge_2026_Rules_EN.docx
+++ b/HOPE_AI_Challenge_2026_Rules_EN.docx
@@ -896,7 +896,7 @@
           <w:sz w:val="22"/>
           <w:szCs w:val="22"/>
         </w:rPr>
-        <w:t xml:space="preserve">(8) Match ball. The match uses an ITTF-approved 40+ plastic ball; its diameter, mass, tolerance and other physical parameters follow the ITTF technical specification for the year, and its colour is designated uniformly by the Organizing Committee. To facilitate motion-capture tracking, the Organizing Committee supplies ITTF balls that have been fitted with a small retro-reflective marker or treated with a retro-reflective coating; all matches and the exhibition match must use the same official ball of this specification. The total mass of the reflective marker and any adhesive shall not exceed 0.1 g and shall be applied symmetrically on the ball surface so as not to affect its flight trajectory. This retro-reflective treatment is a special arrangement of this event relative to ITTF §2.3; it is valid only within the venue of this event, and a so-treated ball is no longer ITTF-compliant for international competition.</w:t>
+        <w:t xml:space="preserve">(8) Match ball. The official competition ball is an ITTF-approved professional three-star 40+ plastic table-tennis ball; its diameter, mass, tolerance and other physical parameters follow the ITTF technical specification for the year, and its colour is designated uniformly by the Organizing Committee. To facilitate motion-capture tracking, the Organizing Committee supplies ITTF balls that have been fitted with a small retro-reflective marker or treated with a retro-reflective coating; all matches and the exhibition match must use the same official ball of this specification. The total mass of the reflective marker and any adhesive shall not exceed 0.1 g and shall be applied symmetrically on the ball surface so as not to affect its flight trajectory. This retro-reflective treatment is a special arrangement of this event relative to ITTF §2.3; it is valid only within the venue of this event, and a so-treated ball is no longer ITTF-compliant for international competition.</w:t>
       </w:r>
     </w:p>
     <w:p>
